--- a/00_Project_Administration/Ethical_Clearance_Confirmation.docx
+++ b/00_Project_Administration/Ethical_Clearance_Confirmation.docx
@@ -53,8 +53,8 @@
         <w:tblLook w:val="04A0" w:firstRow="1" w:lastRow="0" w:firstColumn="1" w:lastColumn="0" w:noHBand="0" w:noVBand="1"/>
       </w:tblPr>
       <w:tblGrid>
-        <w:gridCol w:w="4861"/>
-        <w:gridCol w:w="5111"/>
+        <w:gridCol w:w="4986"/>
+        <w:gridCol w:w="4986"/>
       </w:tblGrid>
       <w:tr>
         <w:trPr>
@@ -77,7 +77,7 @@
           </w:tcPr>
           <w:p>
             <w:r>
-              <w:t>________________________________________</w:t>
+              <w:t>TrackWIL</w:t>
             </w:r>
           </w:p>
         </w:tc>
@@ -103,8 +103,13 @@
           </w:tcPr>
           <w:p>
             <w:r>
-              <w:t>________________________________________</w:t>
+              <w:t xml:space="preserve">Willem Basson, Dylan Shepard, Moegammad Green, Sihle </w:t>
             </w:r>
+            <w:proofErr w:type="spellStart"/>
+            <w:r>
+              <w:t>Kayise</w:t>
+            </w:r>
+            <w:proofErr w:type="spellEnd"/>
           </w:p>
         </w:tc>
       </w:tr>
@@ -129,7 +134,7 @@
           </w:tcPr>
           <w:p>
             <w:r>
-              <w:t>________________________________________</w:t>
+              <w:t>SPM622</w:t>
             </w:r>
           </w:p>
         </w:tc>
@@ -155,8 +160,13 @@
           </w:tcPr>
           <w:p>
             <w:r>
-              <w:t>________________________________________</w:t>
+              <w:t xml:space="preserve">Amenda </w:t>
             </w:r>
+            <w:proofErr w:type="spellStart"/>
+            <w:r>
+              <w:t>Raganya</w:t>
+            </w:r>
+            <w:proofErr w:type="spellEnd"/>
           </w:p>
         </w:tc>
       </w:tr>
@@ -181,7 +191,7 @@
           </w:tcPr>
           <w:p>
             <w:r>
-              <w:t>________________________________________</w:t>
+              <w:t>Week 2</w:t>
             </w:r>
           </w:p>
         </w:tc>
@@ -207,7 +217,7 @@
           </w:tcPr>
           <w:p>
             <w:r>
-              <w:t>________________________________________</w:t>
+              <w:t>9 Oktober 2026</w:t>
             </w:r>
           </w:p>
         </w:tc>
@@ -234,12 +244,7 @@
     </w:p>
     <w:p>
       <w:r>
-        <w:t>________________________________________________________________________________</w:t>
-      </w:r>
-    </w:p>
-    <w:p>
-      <w:r>
-        <w:t>________________________________________________________________________________</w:t>
+        <w:t>TrackWIL</w:t>
       </w:r>
     </w:p>
     <w:p>
@@ -257,7 +262,46 @@
     </w:p>
     <w:p>
       <w:r>
-        <w:t>________________________________________________________________________________</w:t>
+        <w:t>The project will involve questionnaires, time-on-task comparisons, and usability tests conducted with staff and students. Participation in these activities is voluntary. Demonstrations of the system will utilize synthetic data. Furthermore, if written permission is late or refused, the build will rely entirely on synthetic data, and this will be stated in the dissertation</w:t>
+      </w:r>
+    </w:p>
+    <w:p>
+      <w:pPr>
+        <w:pStyle w:val="Heading1"/>
+      </w:pPr>
+      <w:r>
+        <w:t>Ethical Considerations</w:t>
+      </w:r>
+    </w:p>
+    <w:p>
+      <w:r>
+        <w:t xml:space="preserve">Explain consent, privacy, confidentiality, secure data handling and </w:t>
+      </w:r>
+      <w:proofErr w:type="spellStart"/>
+      <w:r>
+        <w:t>minimisation</w:t>
+      </w:r>
+      <w:proofErr w:type="spellEnd"/>
+      <w:r>
+        <w:t>.</w:t>
+      </w:r>
+    </w:p>
+    <w:p>
+      <w:r>
+        <w:t>No personal information will be collected until written campus permission is explicitly granted. All data collection is protected under POPIA. Participants will be informed of the purpose of the data collection, and access to this data is strictly limited to the group members and the supervising lecturer. Only data required for the core evaluation will be kept, and it will be stored in access-controlled storage. For security, verification tokens will expire. Finally, personal information will be deleted after the result is finalized, unless the campus specifies a different retention period.</w:t>
+      </w:r>
+    </w:p>
+    <w:p>
+      <w:pPr>
+        <w:pStyle w:val="Heading1"/>
+      </w:pPr>
+      <w:r>
+        <w:t>Confirmation</w:t>
+      </w:r>
+    </w:p>
+    <w:p>
+      <w:r>
+        <w:t>☐ No human participant data required  ☐ Ethical considerations reviewed  ☐ Additional approval required</w:t>
       </w:r>
     </w:p>
     <w:p>
@@ -280,76 +324,6 @@
         <w:pStyle w:val="Heading1"/>
       </w:pPr>
       <w:r>
-        <w:t>Ethical Considerations</w:t>
-      </w:r>
-    </w:p>
-    <w:p>
-      <w:r>
-        <w:t>Explain consent, privacy, confidentiality, secure data handling and minimisation.</w:t>
-      </w:r>
-    </w:p>
-    <w:p>
-      <w:r>
-        <w:t>________________________________________________________________________________</w:t>
-      </w:r>
-    </w:p>
-    <w:p>
-      <w:r>
-        <w:t>________________________________________________________________________________</w:t>
-      </w:r>
-    </w:p>
-    <w:p>
-      <w:r>
-        <w:t>________________________________________________________________________________</w:t>
-      </w:r>
-    </w:p>
-    <w:p>
-      <w:r>
-        <w:t>________________________________________________________________________________</w:t>
-      </w:r>
-    </w:p>
-    <w:p>
-      <w:r>
-        <w:t>________________________________________________________________________________</w:t>
-      </w:r>
-    </w:p>
-    <w:p>
-      <w:pPr>
-        <w:pStyle w:val="Heading1"/>
-      </w:pPr>
-      <w:r>
-        <w:t>Confirmation</w:t>
-      </w:r>
-    </w:p>
-    <w:p>
-      <w:r>
-        <w:t>☐</w:t>
-      </w:r>
-      <w:r>
-        <w:t xml:space="preserve"> No human participant data required  ☐ Ethical considerations reviewed  ☐ Additional approval required</w:t>
-      </w:r>
-    </w:p>
-    <w:p>
-      <w:r>
-        <w:t>________________________________________________________________________________</w:t>
-      </w:r>
-    </w:p>
-    <w:p>
-      <w:r>
-        <w:t>________________________________________________________________________________</w:t>
-      </w:r>
-    </w:p>
-    <w:p>
-      <w:r>
-        <w:t>________________________________________________________________________________</w:t>
-      </w:r>
-    </w:p>
-    <w:p>
-      <w:pPr>
-        <w:pStyle w:val="Heading1"/>
-      </w:pPr>
-      <w:r>
-        <w:lastRenderedPageBreak/>
         <w:t>Supervisor Sign-off</w:t>
       </w:r>
     </w:p>
@@ -1356,7 +1330,6 @@
   <w:style w:type="character" w:default="1" w:styleId="DefaultParagraphFont">
     <w:name w:val="Default Paragraph Font"/>
     <w:uiPriority w:val="1"/>
-    <w:semiHidden/>
     <w:unhideWhenUsed/>
   </w:style>
   <w:style w:type="table" w:default="1" w:styleId="TableNormal">

--- a/00_Project_Administration/Ethical_Clearance_Confirmation.docx
+++ b/00_Project_Administration/Ethical_Clearance_Confirmation.docx
@@ -103,13 +103,8 @@
           </w:tcPr>
           <w:p>
             <w:r>
-              <w:t xml:space="preserve">Willem Basson, Dylan Shepard, Moegammad Green, Sihle </w:t>
+              <w:t>Willem Basson, Dylan Shepard, Moegammad Green, Sihle Kayise</w:t>
             </w:r>
-            <w:proofErr w:type="spellStart"/>
-            <w:r>
-              <w:t>Kayise</w:t>
-            </w:r>
-            <w:proofErr w:type="spellEnd"/>
           </w:p>
         </w:tc>
       </w:tr>
@@ -160,13 +155,8 @@
           </w:tcPr>
           <w:p>
             <w:r>
-              <w:t xml:space="preserve">Amenda </w:t>
+              <w:t>Amenda Raganya</w:t>
             </w:r>
-            <w:proofErr w:type="spellStart"/>
-            <w:r>
-              <w:t>Raganya</w:t>
-            </w:r>
-            <w:proofErr w:type="spellEnd"/>
           </w:p>
         </w:tc>
       </w:tr>
@@ -277,11 +267,9 @@
       <w:r>
         <w:t xml:space="preserve">Explain consent, privacy, confidentiality, secure data handling and </w:t>
       </w:r>
-      <w:proofErr w:type="spellStart"/>
       <w:r>
-        <w:t>minimisation</w:t>
+        <w:t>minimization</w:t>
       </w:r>
-      <w:proofErr w:type="spellEnd"/>
       <w:r>
         <w:t>.</w:t>
       </w:r>
@@ -1330,6 +1318,7 @@
   <w:style w:type="character" w:default="1" w:styleId="DefaultParagraphFont">
     <w:name w:val="Default Paragraph Font"/>
     <w:uiPriority w:val="1"/>
+    <w:semiHidden/>
     <w:unhideWhenUsed/>
   </w:style>
   <w:style w:type="table" w:default="1" w:styleId="TableNormal">
